--- a/DESTINATION-NIGERIA-BRAND-KIT/09_DOCUMENT_TEMPLATES/WORKSHOP_MATERIALS/DN_Workshop-Agenda_A4.docx
+++ b/DESTINATION-NIGERIA-BRAND-KIT/09_DOCUMENT_TEMPLATES/WORKSHOP_MATERIALS/DN_Workshop-Agenda_A4.docx
@@ -16,7 +16,7 @@
           <w:r>
             <w:rPr>
               <w:b/>
-              <w:color w:val="9A6510"/>
+              <w:color w:val="8A5A0C"/>
             </w:rPr>
             <w:t xml:space="preserve">[Workshop title]</w:t>
           </w:r>
@@ -40,16 +40,16 @@
         <w:tblW w:type="auto" w:w="0"/>
         <w:tblLook w:firstColumn="1" w:firstRow="1" w:lastColumn="0" w:lastRow="0" w:noHBand="0" w:noVBand="1" w:val="04A0"/>
         <w:tblBorders>
-          <w:top w:val="single" w:sz="4" w:color="A9BFA9"/>
-          <w:left w:val="nil"/>
-          <w:bottom w:val="single" w:sz="4" w:color="A9BFA9"/>
-          <w:right w:val="nil"/>
-          <w:insideH w:val="single" w:sz="4" w:color="A9BFA9"/>
+          <w:top w:val="single" w:sz="4" w:color="E7DFCF"/>
+          <w:left w:val="nil"/>
+          <w:bottom w:val="single" w:sz="4" w:color="E7DFCF"/>
+          <w:right w:val="nil"/>
+          <w:insideH w:val="single" w:sz="4" w:color="E7DFCF"/>
           <w:insideV w:val="nil"/>
         </w:tblBorders>
         <w:tblCellMar>
           <w:top w:w="70" w:type="dxa"/>
-          <w:left w:w="100" w:type="dxa"/>
+          <w:left w:w="0" w:type="dxa"/>
           <w:bottom w:w="70" w:type="dxa"/>
           <w:right w:w="100" w:type="dxa"/>
         </w:tblCellMar>
@@ -62,7 +62,6 @@
         <w:tc>
           <w:tcPr>
             <w:tcW w:type="dxa" w:w="2154"/>
-            <w:shd w:val="clear" w:color="auto" w:fill="F5F0E6"/>
           </w:tcPr>
           <w:p>
             <w:pPr>
@@ -107,7 +106,6 @@
         <w:tc>
           <w:tcPr>
             <w:tcW w:type="dxa" w:w="2154"/>
-            <w:shd w:val="clear" w:color="auto" w:fill="F5F0E6"/>
           </w:tcPr>
           <w:p>
             <w:pPr>
@@ -152,7 +150,6 @@
         <w:tc>
           <w:tcPr>
             <w:tcW w:type="dxa" w:w="2154"/>
-            <w:shd w:val="clear" w:color="auto" w:fill="F5F0E6"/>
           </w:tcPr>
           <w:p>
             <w:pPr>
@@ -197,7 +194,6 @@
         <w:tc>
           <w:tcPr>
             <w:tcW w:type="dxa" w:w="2154"/>
-            <w:shd w:val="clear" w:color="auto" w:fill="F5F0E6"/>
           </w:tcPr>
           <w:p>
             <w:pPr>
@@ -250,11 +246,11 @@
         <w:jc w:val="left"/>
         <w:tblLook w:firstColumn="1" w:firstRow="1" w:lastColumn="0" w:lastRow="0" w:noHBand="0" w:noVBand="1" w:val="04A0"/>
         <w:tblBorders>
-          <w:top w:val="single" w:sz="4" w:color="A9BFA9"/>
-          <w:left w:val="nil"/>
-          <w:bottom w:val="single" w:sz="4" w:color="A9BFA9"/>
-          <w:right w:val="nil"/>
-          <w:insideH w:val="single" w:sz="4" w:color="A9BFA9"/>
+          <w:top w:val="single" w:sz="4" w:color="E7DFCF"/>
+          <w:left w:val="nil"/>
+          <w:bottom w:val="single" w:sz="4" w:color="E7DFCF"/>
+          <w:right w:val="nil"/>
+          <w:insideH w:val="single" w:sz="4" w:color="E7DFCF"/>
           <w:insideV w:val="nil"/>
         </w:tblBorders>
         <w:tblCellMar>
@@ -277,7 +273,9 @@
         <w:tc>
           <w:tcPr>
             <w:tcW w:type="dxa" w:w="1247"/>
-            <w:shd w:val="clear" w:color="auto" w:fill="E7DFCF"/>
+            <w:tcBorders>
+              <w:bottom w:val="single" w:sz="8" w:color="103428"/>
+            </w:tcBorders>
           </w:tcPr>
           <w:p>
             <w:pPr>
@@ -296,7 +294,9 @@
         <w:tc>
           <w:tcPr>
             <w:tcW w:type="dxa" w:w="4649"/>
-            <w:shd w:val="clear" w:color="auto" w:fill="E7DFCF"/>
+            <w:tcBorders>
+              <w:bottom w:val="single" w:sz="8" w:color="103428"/>
+            </w:tcBorders>
           </w:tcPr>
           <w:p>
             <w:pPr>
@@ -315,7 +315,9 @@
         <w:tc>
           <w:tcPr>
             <w:tcW w:type="dxa" w:w="1928"/>
-            <w:shd w:val="clear" w:color="auto" w:fill="E7DFCF"/>
+            <w:tcBorders>
+              <w:bottom w:val="single" w:sz="8" w:color="103428"/>
+            </w:tcBorders>
           </w:tcPr>
           <w:p>
             <w:pPr>
@@ -334,7 +336,9 @@
         <w:tc>
           <w:tcPr>
             <w:tcW w:type="dxa" w:w="1587"/>
-            <w:shd w:val="clear" w:color="auto" w:fill="E7DFCF"/>
+            <w:tcBorders>
+              <w:bottom w:val="single" w:sz="8" w:color="103428"/>
+            </w:tcBorders>
           </w:tcPr>
           <w:p>
             <w:pPr>
@@ -430,112 +434,6 @@
         <w:tc>
           <w:tcPr>
             <w:tcW w:type="dxa" w:w="1587"/>
-          </w:tcPr>
-          <w:p>
-            <w:pPr>
-              <w:pStyle w:val="TableText"/>
-            </w:pPr>
-            <w:sdt>
-              <w:sdtPr>
-                <w:alias w:val="Plenary / Group"/>
-                <w:tag w:val="plenary_/_group"/>
-                <w:text/>
-              </w:sdtPr>
-              <w:sdtContent>
-                <w:r>
-                  <w:rPr>
-                    <w:color w:val="5F6662"/>
-                  </w:rPr>
-                  <w:t xml:space="preserve">[Plenary / Group]</w:t>
-                </w:r>
-              </w:sdtContent>
-            </w:sdt>
-          </w:p>
-        </w:tc>
-      </w:tr>
-      <w:tr>
-        <w:tc>
-          <w:tcPr>
-            <w:tcW w:type="dxa" w:w="1247"/>
-            <w:shd w:val="clear" w:color="auto" w:fill="F5F0E6"/>
-          </w:tcPr>
-          <w:p>
-            <w:pPr>
-              <w:pStyle w:val="TableText"/>
-            </w:pPr>
-            <w:sdt>
-              <w:sdtPr>
-                <w:alias w:val="09:00"/>
-                <w:tag w:val="09:00"/>
-                <w:text/>
-              </w:sdtPr>
-              <w:sdtContent>
-                <w:r>
-                  <w:rPr>
-                    <w:color w:val="5F6662"/>
-                  </w:rPr>
-                  <w:t xml:space="preserve">[09:00]</w:t>
-                </w:r>
-              </w:sdtContent>
-            </w:sdt>
-          </w:p>
-        </w:tc>
-        <w:tc>
-          <w:tcPr>
-            <w:tcW w:type="dxa" w:w="4649"/>
-            <w:shd w:val="clear" w:color="auto" w:fill="F5F0E6"/>
-          </w:tcPr>
-          <w:p>
-            <w:pPr>
-              <w:pStyle w:val="TableText"/>
-            </w:pPr>
-            <w:sdt>
-              <w:sdtPr>
-                <w:alias w:val="Session title"/>
-                <w:tag w:val="session_title"/>
-                <w:text/>
-              </w:sdtPr>
-              <w:sdtContent>
-                <w:r>
-                  <w:rPr>
-                    <w:color w:val="5F6662"/>
-                  </w:rPr>
-                  <w:t xml:space="preserve">[Session title]</w:t>
-                </w:r>
-              </w:sdtContent>
-            </w:sdt>
-          </w:p>
-        </w:tc>
-        <w:tc>
-          <w:tcPr>
-            <w:tcW w:type="dxa" w:w="1928"/>
-            <w:shd w:val="clear" w:color="auto" w:fill="F5F0E6"/>
-          </w:tcPr>
-          <w:p>
-            <w:pPr>
-              <w:pStyle w:val="TableText"/>
-            </w:pPr>
-            <w:sdt>
-              <w:sdtPr>
-                <w:alias w:val="Name"/>
-                <w:tag w:val="name"/>
-                <w:text/>
-              </w:sdtPr>
-              <w:sdtContent>
-                <w:r>
-                  <w:rPr>
-                    <w:color w:val="5F6662"/>
-                  </w:rPr>
-                  <w:t xml:space="preserve">[Name]</w:t>
-                </w:r>
-              </w:sdtContent>
-            </w:sdt>
-          </w:p>
-        </w:tc>
-        <w:tc>
-          <w:tcPr>
-            <w:tcW w:type="dxa" w:w="1587"/>
-            <w:shd w:val="clear" w:color="auto" w:fill="F5F0E6"/>
           </w:tcPr>
           <w:p>
             <w:pPr>
@@ -665,7 +563,6 @@
         <w:tc>
           <w:tcPr>
             <w:tcW w:type="dxa" w:w="1247"/>
-            <w:shd w:val="clear" w:color="auto" w:fill="F5F0E6"/>
           </w:tcPr>
           <w:p>
             <w:pPr>
@@ -691,7 +588,6 @@
         <w:tc>
           <w:tcPr>
             <w:tcW w:type="dxa" w:w="4649"/>
-            <w:shd w:val="clear" w:color="auto" w:fill="F5F0E6"/>
           </w:tcPr>
           <w:p>
             <w:pPr>
@@ -717,7 +613,6 @@
         <w:tc>
           <w:tcPr>
             <w:tcW w:type="dxa" w:w="1928"/>
-            <w:shd w:val="clear" w:color="auto" w:fill="F5F0E6"/>
           </w:tcPr>
           <w:p>
             <w:pPr>
@@ -743,7 +638,6 @@
         <w:tc>
           <w:tcPr>
             <w:tcW w:type="dxa" w:w="1587"/>
-            <w:shd w:val="clear" w:color="auto" w:fill="F5F0E6"/>
           </w:tcPr>
           <w:p>
             <w:pPr>
@@ -873,7 +767,6 @@
         <w:tc>
           <w:tcPr>
             <w:tcW w:type="dxa" w:w="1247"/>
-            <w:shd w:val="clear" w:color="auto" w:fill="F5F0E6"/>
           </w:tcPr>
           <w:p>
             <w:pPr>
@@ -899,7 +792,6 @@
         <w:tc>
           <w:tcPr>
             <w:tcW w:type="dxa" w:w="4649"/>
-            <w:shd w:val="clear" w:color="auto" w:fill="F5F0E6"/>
           </w:tcPr>
           <w:p>
             <w:pPr>
@@ -925,7 +817,6 @@
         <w:tc>
           <w:tcPr>
             <w:tcW w:type="dxa" w:w="1928"/>
-            <w:shd w:val="clear" w:color="auto" w:fill="F5F0E6"/>
           </w:tcPr>
           <w:p>
             <w:pPr>
@@ -951,7 +842,6 @@
         <w:tc>
           <w:tcPr>
             <w:tcW w:type="dxa" w:w="1587"/>
-            <w:shd w:val="clear" w:color="auto" w:fill="F5F0E6"/>
           </w:tcPr>
           <w:p>
             <w:pPr>
@@ -1081,7 +971,6 @@
         <w:tc>
           <w:tcPr>
             <w:tcW w:type="dxa" w:w="1247"/>
-            <w:shd w:val="clear" w:color="auto" w:fill="F5F0E6"/>
           </w:tcPr>
           <w:p>
             <w:pPr>
@@ -1107,7 +996,6 @@
         <w:tc>
           <w:tcPr>
             <w:tcW w:type="dxa" w:w="4649"/>
-            <w:shd w:val="clear" w:color="auto" w:fill="F5F0E6"/>
           </w:tcPr>
           <w:p>
             <w:pPr>
@@ -1133,7 +1021,6 @@
         <w:tc>
           <w:tcPr>
             <w:tcW w:type="dxa" w:w="1928"/>
-            <w:shd w:val="clear" w:color="auto" w:fill="F5F0E6"/>
           </w:tcPr>
           <w:p>
             <w:pPr>
@@ -1159,7 +1046,108 @@
         <w:tc>
           <w:tcPr>
             <w:tcW w:type="dxa" w:w="1587"/>
-            <w:shd w:val="clear" w:color="auto" w:fill="F5F0E6"/>
+          </w:tcPr>
+          <w:p>
+            <w:pPr>
+              <w:pStyle w:val="TableText"/>
+            </w:pPr>
+            <w:sdt>
+              <w:sdtPr>
+                <w:alias w:val="Plenary / Group"/>
+                <w:tag w:val="plenary_/_group"/>
+                <w:text/>
+              </w:sdtPr>
+              <w:sdtContent>
+                <w:r>
+                  <w:rPr>
+                    <w:color w:val="5F6662"/>
+                  </w:rPr>
+                  <w:t xml:space="preserve">[Plenary / Group]</w:t>
+                </w:r>
+              </w:sdtContent>
+            </w:sdt>
+          </w:p>
+        </w:tc>
+      </w:tr>
+      <w:tr>
+        <w:tc>
+          <w:tcPr>
+            <w:tcW w:type="dxa" w:w="1247"/>
+          </w:tcPr>
+          <w:p>
+            <w:pPr>
+              <w:pStyle w:val="TableText"/>
+            </w:pPr>
+            <w:sdt>
+              <w:sdtPr>
+                <w:alias w:val="09:00"/>
+                <w:tag w:val="09:00"/>
+                <w:text/>
+              </w:sdtPr>
+              <w:sdtContent>
+                <w:r>
+                  <w:rPr>
+                    <w:color w:val="5F6662"/>
+                  </w:rPr>
+                  <w:t xml:space="preserve">[09:00]</w:t>
+                </w:r>
+              </w:sdtContent>
+            </w:sdt>
+          </w:p>
+        </w:tc>
+        <w:tc>
+          <w:tcPr>
+            <w:tcW w:type="dxa" w:w="4649"/>
+          </w:tcPr>
+          <w:p>
+            <w:pPr>
+              <w:pStyle w:val="TableText"/>
+            </w:pPr>
+            <w:sdt>
+              <w:sdtPr>
+                <w:alias w:val="Session title"/>
+                <w:tag w:val="session_title"/>
+                <w:text/>
+              </w:sdtPr>
+              <w:sdtContent>
+                <w:r>
+                  <w:rPr>
+                    <w:color w:val="5F6662"/>
+                  </w:rPr>
+                  <w:t xml:space="preserve">[Session title]</w:t>
+                </w:r>
+              </w:sdtContent>
+            </w:sdt>
+          </w:p>
+        </w:tc>
+        <w:tc>
+          <w:tcPr>
+            <w:tcW w:type="dxa" w:w="1928"/>
+          </w:tcPr>
+          <w:p>
+            <w:pPr>
+              <w:pStyle w:val="TableText"/>
+            </w:pPr>
+            <w:sdt>
+              <w:sdtPr>
+                <w:alias w:val="Name"/>
+                <w:tag w:val="name"/>
+                <w:text/>
+              </w:sdtPr>
+              <w:sdtContent>
+                <w:r>
+                  <w:rPr>
+                    <w:color w:val="5F6662"/>
+                  </w:rPr>
+                  <w:t xml:space="preserve">[Name]</w:t>
+                </w:r>
+              </w:sdtContent>
+            </w:sdt>
+          </w:p>
+        </w:tc>
+        <w:tc>
+          <w:tcPr>
+            <w:tcW w:type="dxa" w:w="1587"/>
           </w:tcPr>
           <w:p>
             <w:pPr>
@@ -1206,7 +1194,7 @@
   <w:p>
     <w:pPr>
       <w:pBdr>
-        <w:top w:val="single" w:sz="4" w:space="6" w:color="A9BFA9"/>
+        <w:top w:val="single" w:sz="4" w:space="6" w:color="E7DFCF"/>
       </w:pBdr>
       <w:tabs>
         <w:tab w:pos="9412" w:val="right"/>
@@ -1228,7 +1216,7 @@
         <w:color w:val="5F6662"/>
         <w:sz w:val="15"/>
       </w:rPr>
-      <w:t xml:space="preserve">  ·  </w:t>
+      <w:t xml:space="preserve">   </w:t>
     </w:r>
     <w:r>
       <w:rPr>
@@ -1519,7 +1507,7 @@
   <w:docDefaults>
     <w:rPrDefault>
       <w:rPr>
-        <w:rFonts w:asciiTheme="minorHAnsi" w:eastAsiaTheme="minorEastAsia" w:hAnsiTheme="minorHAnsi" w:cstheme="minorBidi"/>
+        <w:rFonts w:ascii="Public Sans" w:hAnsi="Public Sans" w:cs="Public Sans" w:eastAsia="Public Sans"/>
         <w:sz w:val="22"/>
         <w:szCs w:val="22"/>
         <w:lang w:val="en-US" w:eastAsia="en-US" w:bidi="ar-SA"/>
@@ -1679,7 +1667,7 @@
       <w:spacing w:before="0" w:after="120" w:line="317" w:lineRule="auto"/>
     </w:pPr>
     <w:rPr>
-      <w:rFonts w:ascii="Inter" w:hAnsi="Inter" w:cs="Inter" w:eastAsia="Inter"/>
+      <w:rFonts w:ascii="Public Sans" w:hAnsi="Public Sans" w:cs="Public Sans" w:eastAsia="Public Sans"/>
       <w:b w:val="0"/>
       <w:i w:val="0"/>
       <w:color w:val="1B201E"/>
@@ -1741,16 +1729,16 @@
     <w:pPr>
       <w:keepNext/>
       <w:keepLines/>
-      <w:spacing w:before="360" w:after="120" w:line="264" w:lineRule="auto"/>
+      <w:spacing w:before="440" w:after="160" w:line="259" w:lineRule="auto"/>
       <w:outlineLvl w:val="0"/>
     </w:pPr>
     <w:rPr>
-      <w:rFonts w:asciiTheme="majorHAnsi" w:eastAsiaTheme="majorEastAsia" w:hAnsiTheme="majorHAnsi" w:cstheme="majorBidi" w:ascii="Playfair Display" w:hAnsi="Playfair Display" w:cs="Playfair Display" w:eastAsia="Playfair Display"/>
+      <w:rFonts w:ascii="Newsreader Display" w:hAnsi="Newsreader Display" w:cs="Newsreader Display" w:eastAsia="Newsreader Display"/>
       <w:b w:val="0"/>
       <w:bCs/>
       <w:i w:val="0"/>
       <w:color w:val="103428"/>
-      <w:sz w:val="40"/>
+      <w:sz w:val="44"/>
       <w:szCs w:val="28"/>
     </w:rPr>
   </w:style>
@@ -1770,12 +1758,12 @@
       <w:outlineLvl w:val="1"/>
     </w:pPr>
     <w:rPr>
-      <w:rFonts w:asciiTheme="majorHAnsi" w:eastAsiaTheme="majorEastAsia" w:hAnsiTheme="majorHAnsi" w:cstheme="majorBidi" w:ascii="Inter" w:hAnsi="Inter" w:cs="Inter" w:eastAsia="Inter"/>
-      <w:b/>
+      <w:rFonts w:ascii="Newsreader Display" w:hAnsi="Newsreader Display" w:cs="Newsreader Display" w:eastAsia="Newsreader Display"/>
+      <w:b w:val="0"/>
       <w:bCs/>
       <w:i w:val="0"/>
       <w:color w:val="103428"/>
-      <w:sz w:val="25"/>
+      <w:sz w:val="28"/>
       <w:szCs w:val="26"/>
     </w:rPr>
   </w:style>
@@ -1795,12 +1783,12 @@
       <w:outlineLvl w:val="2"/>
     </w:pPr>
     <w:rPr>
-      <w:rFonts w:asciiTheme="majorHAnsi" w:eastAsiaTheme="majorEastAsia" w:hAnsiTheme="majorHAnsi" w:cstheme="majorBidi" w:ascii="Inter" w:hAnsi="Inter" w:cs="Inter" w:eastAsia="Inter"/>
+      <w:rFonts w:ascii="Public Sans" w:hAnsi="Public Sans" w:cs="Public Sans" w:eastAsia="Public Sans"/>
       <w:b/>
       <w:bCs/>
       <w:i w:val="0"/>
-      <w:color w:val="2C5040"/>
-      <w:sz w:val="20"/>
+      <w:color w:val="103428"/>
+      <w:sz w:val="19"/>
     </w:rPr>
   </w:style>
   <w:style w:type="paragraph" w:styleId="Heading4">
@@ -1820,7 +1808,7 @@
       <w:outlineLvl w:val="3"/>
     </w:pPr>
     <w:rPr>
-      <w:rFonts w:asciiTheme="majorHAnsi" w:eastAsiaTheme="majorEastAsia" w:hAnsiTheme="majorHAnsi" w:cstheme="majorBidi"/>
+      <w:rFonts w:ascii="Newsreader Display" w:hAnsi="Newsreader Display" w:cs="Newsreader Display"/>
       <w:b/>
       <w:bCs/>
       <w:i/>
@@ -1845,7 +1833,7 @@
       <w:outlineLvl w:val="4"/>
     </w:pPr>
     <w:rPr>
-      <w:rFonts w:asciiTheme="majorHAnsi" w:eastAsiaTheme="majorEastAsia" w:hAnsiTheme="majorHAnsi" w:cstheme="majorBidi"/>
+      <w:rFonts w:ascii="Newsreader Display" w:hAnsi="Newsreader Display" w:cs="Newsreader Display"/>
       <w:color w:val="243F60" w:themeColor="accent1" w:themeShade="7F"/>
     </w:rPr>
   </w:style>
@@ -1866,7 +1854,7 @@
       <w:outlineLvl w:val="5"/>
     </w:pPr>
     <w:rPr>
-      <w:rFonts w:asciiTheme="majorHAnsi" w:eastAsiaTheme="majorEastAsia" w:hAnsiTheme="majorHAnsi" w:cstheme="majorBidi"/>
+      <w:rFonts w:ascii="Newsreader Display" w:hAnsi="Newsreader Display" w:cs="Newsreader Display"/>
       <w:i/>
       <w:iCs/>
       <w:color w:val="243F60" w:themeColor="accent1" w:themeShade="7F"/>
@@ -1889,7 +1877,7 @@
       <w:outlineLvl w:val="6"/>
     </w:pPr>
     <w:rPr>
-      <w:rFonts w:asciiTheme="majorHAnsi" w:eastAsiaTheme="majorEastAsia" w:hAnsiTheme="majorHAnsi" w:cstheme="majorBidi"/>
+      <w:rFonts w:ascii="Newsreader Display" w:hAnsi="Newsreader Display" w:cs="Newsreader Display"/>
       <w:i/>
       <w:iCs/>
       <w:color w:val="404040" w:themeColor="text1" w:themeTint="BF"/>
@@ -1912,7 +1900,7 @@
       <w:outlineLvl w:val="7"/>
     </w:pPr>
     <w:rPr>
-      <w:rFonts w:asciiTheme="majorHAnsi" w:eastAsiaTheme="majorEastAsia" w:hAnsiTheme="majorHAnsi" w:cstheme="majorBidi"/>
+      <w:rFonts w:ascii="Newsreader Display" w:hAnsi="Newsreader Display" w:cs="Newsreader Display"/>
       <w:color w:val="4F81BD" w:themeColor="accent1"/>
       <w:sz w:val="20"/>
       <w:szCs w:val="20"/>
@@ -1935,7 +1923,7 @@
       <w:outlineLvl w:val="8"/>
     </w:pPr>
     <w:rPr>
-      <w:rFonts w:asciiTheme="majorHAnsi" w:eastAsiaTheme="majorEastAsia" w:hAnsiTheme="majorHAnsi" w:cstheme="majorBidi"/>
+      <w:rFonts w:ascii="Newsreader Display" w:hAnsi="Newsreader Display" w:cs="Newsreader Display"/>
       <w:i/>
       <w:iCs/>
       <w:color w:val="404040" w:themeColor="text1" w:themeTint="BF"/>
@@ -1986,7 +1974,7 @@
     <w:uiPriority w:val="9"/>
     <w:rsid w:val="00FC693F"/>
     <w:rPr>
-      <w:rFonts w:asciiTheme="majorHAnsi" w:eastAsiaTheme="majorEastAsia" w:hAnsiTheme="majorHAnsi" w:cstheme="majorBidi"/>
+      <w:rFonts w:ascii="Newsreader Display" w:hAnsi="Newsreader Display" w:cs="Newsreader Display"/>
       <w:b/>
       <w:bCs/>
       <w:color w:val="365F91" w:themeColor="accent1" w:themeShade="BF"/>
@@ -2001,7 +1989,7 @@
     <w:uiPriority w:val="9"/>
     <w:rsid w:val="00FC693F"/>
     <w:rPr>
-      <w:rFonts w:asciiTheme="majorHAnsi" w:eastAsiaTheme="majorEastAsia" w:hAnsiTheme="majorHAnsi" w:cstheme="majorBidi"/>
+      <w:rFonts w:ascii="Newsreader Display" w:hAnsi="Newsreader Display" w:cs="Newsreader Display"/>
       <w:b/>
       <w:bCs/>
       <w:color w:val="4F81BD" w:themeColor="accent1"/>
@@ -2016,7 +2004,7 @@
     <w:uiPriority w:val="9"/>
     <w:rsid w:val="00FC693F"/>
     <w:rPr>
-      <w:rFonts w:asciiTheme="majorHAnsi" w:eastAsiaTheme="majorEastAsia" w:hAnsiTheme="majorHAnsi" w:cstheme="majorBidi"/>
+      <w:rFonts w:ascii="Newsreader Display" w:hAnsi="Newsreader Display" w:cs="Newsreader Display"/>
       <w:b/>
       <w:bCs/>
       <w:color w:val="4F81BD" w:themeColor="accent1"/>
@@ -2031,17 +2019,17 @@
     <w:qFormat/>
     <w:rsid w:val="00FC693F"/>
     <w:pPr>
-      <w:spacing w:after="160" w:line="252" w:lineRule="auto" w:before="0"/>
+      <w:spacing w:after="200" w:line="245" w:lineRule="auto" w:before="0"/>
       <w:contextualSpacing/>
     </w:pPr>
     <w:rPr>
-      <w:rFonts w:asciiTheme="majorHAnsi" w:eastAsiaTheme="majorEastAsia" w:hAnsiTheme="majorHAnsi" w:cstheme="majorBidi" w:ascii="Playfair Display" w:hAnsi="Playfair Display" w:cs="Playfair Display" w:eastAsia="Playfair Display"/>
+      <w:rFonts w:ascii="Newsreader Display" w:hAnsi="Newsreader Display" w:cs="Newsreader Display" w:eastAsia="Newsreader Display"/>
       <w:b w:val="0"/>
       <w:i w:val="0"/>
       <w:color w:val="103428"/>
       <w:spacing w:val="5"/>
       <w:kern w:val="28"/>
-      <w:sz w:val="60"/>
+      <w:sz w:val="64"/>
       <w:szCs w:val="52"/>
     </w:rPr>
   </w:style>
@@ -2052,7 +2040,7 @@
     <w:uiPriority w:val="10"/>
     <w:rsid w:val="00FC693F"/>
     <w:rPr>
-      <w:rFonts w:asciiTheme="majorHAnsi" w:eastAsiaTheme="majorEastAsia" w:hAnsiTheme="majorHAnsi" w:cstheme="majorBidi"/>
+      <w:rFonts w:ascii="Newsreader Display" w:hAnsi="Newsreader Display" w:cs="Newsreader Display"/>
       <w:color w:val="17365D" w:themeColor="text2" w:themeShade="BF"/>
       <w:spacing w:val="5"/>
       <w:kern w:val="28"/>
@@ -2075,13 +2063,13 @@
       <w:spacing w:before="0" w:after="240" w:line="312" w:lineRule="auto"/>
     </w:pPr>
     <w:rPr>
-      <w:rFonts w:asciiTheme="majorHAnsi" w:eastAsiaTheme="majorEastAsia" w:hAnsiTheme="majorHAnsi" w:cstheme="majorBidi" w:ascii="Source Serif 4" w:hAnsi="Source Serif 4" w:cs="Source Serif 4" w:eastAsia="Source Serif 4"/>
+      <w:rFonts w:ascii="Newsreader Text" w:hAnsi="Newsreader Text" w:cs="Newsreader Text" w:eastAsia="Newsreader Text"/>
       <w:b w:val="0"/>
       <w:i w:val="0"/>
       <w:iCs/>
-      <w:color w:val="2C5040"/>
+      <w:color w:val="5F6662"/>
       <w:spacing w:val="15"/>
-      <w:sz w:val="28"/>
+      <w:sz w:val="26"/>
       <w:szCs w:val="24"/>
     </w:rPr>
   </w:style>
@@ -2092,7 +2080,7 @@
     <w:uiPriority w:val="11"/>
     <w:rsid w:val="00FC693F"/>
     <w:rPr>
-      <w:rFonts w:asciiTheme="majorHAnsi" w:eastAsiaTheme="majorEastAsia" w:hAnsiTheme="majorHAnsi" w:cstheme="majorBidi"/>
+      <w:rFonts w:ascii="Newsreader Display" w:hAnsi="Newsreader Display" w:cs="Newsreader Display"/>
       <w:i/>
       <w:iCs/>
       <w:color w:val="4F81BD" w:themeColor="accent1"/>
@@ -2221,7 +2209,7 @@
       <w:contextualSpacing/>
     </w:pPr>
     <w:rPr>
-      <w:rFonts w:ascii="Inter" w:hAnsi="Inter" w:cs="Inter" w:eastAsia="Inter"/>
+      <w:rFonts w:ascii="Public Sans" w:hAnsi="Public Sans" w:cs="Public Sans" w:eastAsia="Public Sans"/>
       <w:b w:val="0"/>
       <w:i w:val="0"/>
       <w:color w:val="1B201E"/>
@@ -2268,7 +2256,7 @@
       <w:contextualSpacing/>
     </w:pPr>
     <w:rPr>
-      <w:rFonts w:ascii="Inter" w:hAnsi="Inter" w:cs="Inter" w:eastAsia="Inter"/>
+      <w:rFonts w:ascii="Public Sans" w:hAnsi="Public Sans" w:cs="Public Sans" w:eastAsia="Public Sans"/>
       <w:b w:val="0"/>
       <w:i w:val="0"/>
       <w:color w:val="1B201E"/>
@@ -2384,12 +2372,12 @@
       <w:spacing w:before="240" w:after="240" w:line="324" w:lineRule="auto"/>
     </w:pPr>
     <w:rPr>
-      <w:rFonts w:ascii="Source Serif 4" w:hAnsi="Source Serif 4" w:cs="Source Serif 4" w:eastAsia="Source Serif 4"/>
+      <w:rFonts w:ascii="Newsreader Display" w:hAnsi="Newsreader Display" w:cs="Newsreader Display" w:eastAsia="Newsreader Display"/>
       <w:b w:val="0"/>
       <w:i/>
       <w:iCs/>
       <w:color w:val="103428"/>
-      <w:sz w:val="28"/>
+      <w:sz w:val="32"/>
     </w:rPr>
   </w:style>
   <w:style w:type="character" w:customStyle="1" w:styleId="QuoteChar">
@@ -2412,7 +2400,7 @@
     <w:semiHidden/>
     <w:rsid w:val="00FC693F"/>
     <w:rPr>
-      <w:rFonts w:asciiTheme="majorHAnsi" w:eastAsiaTheme="majorEastAsia" w:hAnsiTheme="majorHAnsi" w:cstheme="majorBidi"/>
+      <w:rFonts w:ascii="Newsreader Display" w:hAnsi="Newsreader Display" w:cs="Newsreader Display"/>
       <w:b/>
       <w:bCs/>
       <w:i/>
@@ -2428,7 +2416,7 @@
     <w:semiHidden/>
     <w:rsid w:val="00FC693F"/>
     <w:rPr>
-      <w:rFonts w:asciiTheme="majorHAnsi" w:eastAsiaTheme="majorEastAsia" w:hAnsiTheme="majorHAnsi" w:cstheme="majorBidi"/>
+      <w:rFonts w:ascii="Newsreader Display" w:hAnsi="Newsreader Display" w:cs="Newsreader Display"/>
       <w:color w:val="243F60" w:themeColor="accent1" w:themeShade="7F"/>
     </w:rPr>
   </w:style>
@@ -2440,7 +2428,7 @@
     <w:semiHidden/>
     <w:rsid w:val="00FC693F"/>
     <w:rPr>
-      <w:rFonts w:asciiTheme="majorHAnsi" w:eastAsiaTheme="majorEastAsia" w:hAnsiTheme="majorHAnsi" w:cstheme="majorBidi"/>
+      <w:rFonts w:ascii="Newsreader Display" w:hAnsi="Newsreader Display" w:cs="Newsreader Display"/>
       <w:i/>
       <w:iCs/>
       <w:color w:val="243F60" w:themeColor="accent1" w:themeShade="7F"/>
@@ -2454,7 +2442,7 @@
     <w:semiHidden/>
     <w:rsid w:val="00FC693F"/>
     <w:rPr>
-      <w:rFonts w:asciiTheme="majorHAnsi" w:eastAsiaTheme="majorEastAsia" w:hAnsiTheme="majorHAnsi" w:cstheme="majorBidi"/>
+      <w:rFonts w:ascii="Newsreader Display" w:hAnsi="Newsreader Display" w:cs="Newsreader Display"/>
       <w:i/>
       <w:iCs/>
       <w:color w:val="404040" w:themeColor="text1" w:themeTint="BF"/>
@@ -2468,7 +2456,7 @@
     <w:semiHidden/>
     <w:rsid w:val="00FC693F"/>
     <w:rPr>
-      <w:rFonts w:asciiTheme="majorHAnsi" w:eastAsiaTheme="majorEastAsia" w:hAnsiTheme="majorHAnsi" w:cstheme="majorBidi"/>
+      <w:rFonts w:ascii="Newsreader Display" w:hAnsi="Newsreader Display" w:cs="Newsreader Display"/>
       <w:color w:val="4F81BD" w:themeColor="accent1"/>
       <w:sz w:val="20"/>
       <w:szCs w:val="20"/>
@@ -2482,7 +2470,7 @@
     <w:semiHidden/>
     <w:rsid w:val="00FC693F"/>
     <w:rPr>
-      <w:rFonts w:asciiTheme="majorHAnsi" w:eastAsiaTheme="majorEastAsia" w:hAnsiTheme="majorHAnsi" w:cstheme="majorBidi"/>
+      <w:rFonts w:ascii="Newsreader Display" w:hAnsi="Newsreader Display" w:cs="Newsreader Display"/>
       <w:i/>
       <w:iCs/>
       <w:color w:val="404040" w:themeColor="text1" w:themeTint="BF"/>
@@ -2503,7 +2491,7 @@
       <w:spacing w:line="300" w:lineRule="auto" w:before="60" w:after="200"/>
     </w:pPr>
     <w:rPr>
-      <w:rFonts w:ascii="Inter" w:hAnsi="Inter" w:cs="Inter" w:eastAsia="Inter"/>
+      <w:rFonts w:ascii="Public Sans" w:hAnsi="Public Sans" w:cs="Public Sans" w:eastAsia="Public Sans"/>
       <w:b w:val="0"/>
       <w:bCs/>
       <w:i w:val="0"/>
@@ -4073,7 +4061,7 @@
         <w:spacing w:before="0" w:after="0" w:line="240" w:lineRule="auto"/>
       </w:pPr>
       <w:rPr>
-        <w:rFonts w:asciiTheme="majorHAnsi" w:eastAsiaTheme="majorEastAsia" w:hAnsiTheme="majorHAnsi" w:cstheme="majorBidi"/>
+        <w:rFonts w:ascii="Newsreader Display" w:hAnsi="Newsreader Display" w:cs="Newsreader Display"/>
         <w:b/>
         <w:bCs/>
       </w:rPr>
@@ -4094,7 +4082,7 @@
         <w:spacing w:before="0" w:after="0" w:line="240" w:lineRule="auto"/>
       </w:pPr>
       <w:rPr>
-        <w:rFonts w:asciiTheme="majorHAnsi" w:eastAsiaTheme="majorEastAsia" w:hAnsiTheme="majorHAnsi" w:cstheme="majorBidi"/>
+        <w:rFonts w:ascii="Newsreader Display" w:hAnsi="Newsreader Display" w:cs="Newsreader Display"/>
         <w:b/>
         <w:bCs/>
       </w:rPr>
@@ -4112,14 +4100,14 @@
     </w:tblStylePr>
     <w:tblStylePr w:type="firstCol">
       <w:rPr>
-        <w:rFonts w:asciiTheme="majorHAnsi" w:eastAsiaTheme="majorEastAsia" w:hAnsiTheme="majorHAnsi" w:cstheme="majorBidi"/>
+        <w:rFonts w:ascii="Newsreader Display" w:hAnsi="Newsreader Display" w:cs="Newsreader Display"/>
         <w:b/>
         <w:bCs/>
       </w:rPr>
     </w:tblStylePr>
     <w:tblStylePr w:type="lastCol">
       <w:rPr>
-        <w:rFonts w:asciiTheme="majorHAnsi" w:eastAsiaTheme="majorEastAsia" w:hAnsiTheme="majorHAnsi" w:cstheme="majorBidi"/>
+        <w:rFonts w:ascii="Newsreader Display" w:hAnsi="Newsreader Display" w:cs="Newsreader Display"/>
         <w:b/>
         <w:bCs/>
       </w:rPr>
@@ -4203,7 +4191,7 @@
         <w:spacing w:before="0" w:after="0" w:line="240" w:lineRule="auto"/>
       </w:pPr>
       <w:rPr>
-        <w:rFonts w:asciiTheme="majorHAnsi" w:eastAsiaTheme="majorEastAsia" w:hAnsiTheme="majorHAnsi" w:cstheme="majorBidi"/>
+        <w:rFonts w:ascii="Newsreader Display" w:hAnsi="Newsreader Display" w:cs="Newsreader Display"/>
         <w:b/>
         <w:bCs/>
       </w:rPr>
@@ -4224,7 +4212,7 @@
         <w:spacing w:before="0" w:after="0" w:line="240" w:lineRule="auto"/>
       </w:pPr>
       <w:rPr>
-        <w:rFonts w:asciiTheme="majorHAnsi" w:eastAsiaTheme="majorEastAsia" w:hAnsiTheme="majorHAnsi" w:cstheme="majorBidi"/>
+        <w:rFonts w:ascii="Newsreader Display" w:hAnsi="Newsreader Display" w:cs="Newsreader Display"/>
         <w:b/>
         <w:bCs/>
       </w:rPr>
@@ -4242,14 +4230,14 @@
     </w:tblStylePr>
     <w:tblStylePr w:type="firstCol">
       <w:rPr>
-        <w:rFonts w:asciiTheme="majorHAnsi" w:eastAsiaTheme="majorEastAsia" w:hAnsiTheme="majorHAnsi" w:cstheme="majorBidi"/>
+        <w:rFonts w:ascii="Newsreader Display" w:hAnsi="Newsreader Display" w:cs="Newsreader Display"/>
         <w:b/>
         <w:bCs/>
       </w:rPr>
     </w:tblStylePr>
     <w:tblStylePr w:type="lastCol">
       <w:rPr>
-        <w:rFonts w:asciiTheme="majorHAnsi" w:eastAsiaTheme="majorEastAsia" w:hAnsiTheme="majorHAnsi" w:cstheme="majorBidi"/>
+        <w:rFonts w:ascii="Newsreader Display" w:hAnsi="Newsreader Display" w:cs="Newsreader Display"/>
         <w:b/>
         <w:bCs/>
       </w:rPr>
@@ -4333,7 +4321,7 @@
         <w:spacing w:before="0" w:after="0" w:line="240" w:lineRule="auto"/>
       </w:pPr>
       <w:rPr>
-        <w:rFonts w:asciiTheme="majorHAnsi" w:eastAsiaTheme="majorEastAsia" w:hAnsiTheme="majorHAnsi" w:cstheme="majorBidi"/>
+        <w:rFonts w:ascii="Newsreader Display" w:hAnsi="Newsreader Display" w:cs="Newsreader Display"/>
         <w:b/>
         <w:bCs/>
       </w:rPr>
@@ -4354,7 +4342,7 @@
         <w:spacing w:before="0" w:after="0" w:line="240" w:lineRule="auto"/>
       </w:pPr>
       <w:rPr>
-        <w:rFonts w:asciiTheme="majorHAnsi" w:eastAsiaTheme="majorEastAsia" w:hAnsiTheme="majorHAnsi" w:cstheme="majorBidi"/>
+        <w:rFonts w:ascii="Newsreader Display" w:hAnsi="Newsreader Display" w:cs="Newsreader Display"/>
         <w:b/>
         <w:bCs/>
       </w:rPr>
@@ -4372,14 +4360,14 @@
     </w:tblStylePr>
     <w:tblStylePr w:type="firstCol">
       <w:rPr>
-        <w:rFonts w:asciiTheme="majorHAnsi" w:eastAsiaTheme="majorEastAsia" w:hAnsiTheme="majorHAnsi" w:cstheme="majorBidi"/>
+        <w:rFonts w:ascii="Newsreader Display" w:hAnsi="Newsreader Display" w:cs="Newsreader Display"/>
         <w:b/>
         <w:bCs/>
       </w:rPr>
     </w:tblStylePr>
     <w:tblStylePr w:type="lastCol">
       <w:rPr>
-        <w:rFonts w:asciiTheme="majorHAnsi" w:eastAsiaTheme="majorEastAsia" w:hAnsiTheme="majorHAnsi" w:cstheme="majorBidi"/>
+        <w:rFonts w:ascii="Newsreader Display" w:hAnsi="Newsreader Display" w:cs="Newsreader Display"/>
         <w:b/>
         <w:bCs/>
       </w:rPr>
@@ -4463,7 +4451,7 @@
         <w:spacing w:before="0" w:after="0" w:line="240" w:lineRule="auto"/>
       </w:pPr>
       <w:rPr>
-        <w:rFonts w:asciiTheme="majorHAnsi" w:eastAsiaTheme="majorEastAsia" w:hAnsiTheme="majorHAnsi" w:cstheme="majorBidi"/>
+        <w:rFonts w:ascii="Newsreader Display" w:hAnsi="Newsreader Display" w:cs="Newsreader Display"/>
         <w:b/>
         <w:bCs/>
       </w:rPr>
@@ -4484,7 +4472,7 @@
         <w:spacing w:before="0" w:after="0" w:line="240" w:lineRule="auto"/>
       </w:pPr>
       <w:rPr>
-        <w:rFonts w:asciiTheme="majorHAnsi" w:eastAsiaTheme="majorEastAsia" w:hAnsiTheme="majorHAnsi" w:cstheme="majorBidi"/>
+        <w:rFonts w:ascii="Newsreader Display" w:hAnsi="Newsreader Display" w:cs="Newsreader Display"/>
         <w:b/>
         <w:bCs/>
       </w:rPr>
@@ -4502,14 +4490,14 @@
     </w:tblStylePr>
     <w:tblStylePr w:type="firstCol">
       <w:rPr>
-        <w:rFonts w:asciiTheme="majorHAnsi" w:eastAsiaTheme="majorEastAsia" w:hAnsiTheme="majorHAnsi" w:cstheme="majorBidi"/>
+        <w:rFonts w:ascii="Newsreader Display" w:hAnsi="Newsreader Display" w:cs="Newsreader Display"/>
         <w:b/>
         <w:bCs/>
       </w:rPr>
     </w:tblStylePr>
     <w:tblStylePr w:type="lastCol">
       <w:rPr>
-        <w:rFonts w:asciiTheme="majorHAnsi" w:eastAsiaTheme="majorEastAsia" w:hAnsiTheme="majorHAnsi" w:cstheme="majorBidi"/>
+        <w:rFonts w:ascii="Newsreader Display" w:hAnsi="Newsreader Display" w:cs="Newsreader Display"/>
         <w:b/>
         <w:bCs/>
       </w:rPr>
@@ -4593,7 +4581,7 @@
         <w:spacing w:before="0" w:after="0" w:line="240" w:lineRule="auto"/>
       </w:pPr>
       <w:rPr>
-        <w:rFonts w:asciiTheme="majorHAnsi" w:eastAsiaTheme="majorEastAsia" w:hAnsiTheme="majorHAnsi" w:cstheme="majorBidi"/>
+        <w:rFonts w:ascii="Newsreader Display" w:hAnsi="Newsreader Display" w:cs="Newsreader Display"/>
         <w:b/>
         <w:bCs/>
       </w:rPr>
@@ -4614,7 +4602,7 @@
         <w:spacing w:before="0" w:after="0" w:line="240" w:lineRule="auto"/>
       </w:pPr>
       <w:rPr>
-        <w:rFonts w:asciiTheme="majorHAnsi" w:eastAsiaTheme="majorEastAsia" w:hAnsiTheme="majorHAnsi" w:cstheme="majorBidi"/>
+        <w:rFonts w:ascii="Newsreader Display" w:hAnsi="Newsreader Display" w:cs="Newsreader Display"/>
         <w:b/>
         <w:bCs/>
       </w:rPr>
@@ -4632,14 +4620,14 @@
     </w:tblStylePr>
     <w:tblStylePr w:type="firstCol">
       <w:rPr>
-        <w:rFonts w:asciiTheme="majorHAnsi" w:eastAsiaTheme="majorEastAsia" w:hAnsiTheme="majorHAnsi" w:cstheme="majorBidi"/>
+        <w:rFonts w:ascii="Newsreader Display" w:hAnsi="Newsreader Display" w:cs="Newsreader Display"/>
         <w:b/>
         <w:bCs/>
       </w:rPr>
     </w:tblStylePr>
     <w:tblStylePr w:type="lastCol">
       <w:rPr>
-        <w:rFonts w:asciiTheme="majorHAnsi" w:eastAsiaTheme="majorEastAsia" w:hAnsiTheme="majorHAnsi" w:cstheme="majorBidi"/>
+        <w:rFonts w:ascii="Newsreader Display" w:hAnsi="Newsreader Display" w:cs="Newsreader Display"/>
         <w:b/>
         <w:bCs/>
       </w:rPr>
@@ -4723,7 +4711,7 @@
         <w:spacing w:before="0" w:after="0" w:line="240" w:lineRule="auto"/>
       </w:pPr>
       <w:rPr>
-        <w:rFonts w:asciiTheme="majorHAnsi" w:eastAsiaTheme="majorEastAsia" w:hAnsiTheme="majorHAnsi" w:cstheme="majorBidi"/>
+        <w:rFonts w:ascii="Newsreader Display" w:hAnsi="Newsreader Display" w:cs="Newsreader Display"/>
         <w:b/>
         <w:bCs/>
       </w:rPr>
@@ -4744,7 +4732,7 @@
         <w:spacing w:before="0" w:after="0" w:line="240" w:lineRule="auto"/>
       </w:pPr>
       <w:rPr>
-        <w:rFonts w:asciiTheme="majorHAnsi" w:eastAsiaTheme="majorEastAsia" w:hAnsiTheme="majorHAnsi" w:cstheme="majorBidi"/>
+        <w:rFonts w:ascii="Newsreader Display" w:hAnsi="Newsreader Display" w:cs="Newsreader Display"/>
         <w:b/>
         <w:bCs/>
       </w:rPr>
@@ -4762,14 +4750,14 @@
     </w:tblStylePr>
     <w:tblStylePr w:type="firstCol">
       <w:rPr>
-        <w:rFonts w:asciiTheme="majorHAnsi" w:eastAsiaTheme="majorEastAsia" w:hAnsiTheme="majorHAnsi" w:cstheme="majorBidi"/>
+        <w:rFonts w:ascii="Newsreader Display" w:hAnsi="Newsreader Display" w:cs="Newsreader Display"/>
         <w:b/>
         <w:bCs/>
       </w:rPr>
     </w:tblStylePr>
     <w:tblStylePr w:type="lastCol">
       <w:rPr>
-        <w:rFonts w:asciiTheme="majorHAnsi" w:eastAsiaTheme="majorEastAsia" w:hAnsiTheme="majorHAnsi" w:cstheme="majorBidi"/>
+        <w:rFonts w:ascii="Newsreader Display" w:hAnsi="Newsreader Display" w:cs="Newsreader Display"/>
         <w:b/>
         <w:bCs/>
       </w:rPr>
@@ -4853,7 +4841,7 @@
         <w:spacing w:before="0" w:after="0" w:line="240" w:lineRule="auto"/>
       </w:pPr>
       <w:rPr>
-        <w:rFonts w:asciiTheme="majorHAnsi" w:eastAsiaTheme="majorEastAsia" w:hAnsiTheme="majorHAnsi" w:cstheme="majorBidi"/>
+        <w:rFonts w:ascii="Newsreader Display" w:hAnsi="Newsreader Display" w:cs="Newsreader Display"/>
         <w:b/>
         <w:bCs/>
       </w:rPr>
@@ -4874,7 +4862,7 @@
         <w:spacing w:before="0" w:after="0" w:line="240" w:lineRule="auto"/>
       </w:pPr>
       <w:rPr>
-        <w:rFonts w:asciiTheme="majorHAnsi" w:eastAsiaTheme="majorEastAsia" w:hAnsiTheme="majorHAnsi" w:cstheme="majorBidi"/>
+        <w:rFonts w:ascii="Newsreader Display" w:hAnsi="Newsreader Display" w:cs="Newsreader Display"/>
         <w:b/>
         <w:bCs/>
       </w:rPr>
@@ -4892,14 +4880,14 @@
     </w:tblStylePr>
     <w:tblStylePr w:type="firstCol">
       <w:rPr>
-        <w:rFonts w:asciiTheme="majorHAnsi" w:eastAsiaTheme="majorEastAsia" w:hAnsiTheme="majorHAnsi" w:cstheme="majorBidi"/>
+        <w:rFonts w:ascii="Newsreader Display" w:hAnsi="Newsreader Display" w:cs="Newsreader Display"/>
         <w:b/>
         <w:bCs/>
       </w:rPr>
     </w:tblStylePr>
     <w:tblStylePr w:type="lastCol">
       <w:rPr>
-        <w:rFonts w:asciiTheme="majorHAnsi" w:eastAsiaTheme="majorEastAsia" w:hAnsiTheme="majorHAnsi" w:cstheme="majorBidi"/>
+        <w:rFonts w:ascii="Newsreader Display" w:hAnsi="Newsreader Display" w:cs="Newsreader Display"/>
         <w:b/>
         <w:bCs/>
       </w:rPr>
@@ -6764,7 +6752,7 @@
     </w:tblPr>
     <w:tblStylePr w:type="firstRow">
       <w:rPr>
-        <w:rFonts w:asciiTheme="majorHAnsi" w:eastAsiaTheme="majorEastAsia" w:hAnsiTheme="majorHAnsi" w:cstheme="majorBidi"/>
+        <w:rFonts w:ascii="Newsreader Display" w:hAnsi="Newsreader Display" w:cs="Newsreader Display"/>
       </w:rPr>
       <w:tblPr/>
       <w:tcPr>
@@ -6848,7 +6836,7 @@
     </w:tblPr>
     <w:tblStylePr w:type="firstRow">
       <w:rPr>
-        <w:rFonts w:asciiTheme="majorHAnsi" w:eastAsiaTheme="majorEastAsia" w:hAnsiTheme="majorHAnsi" w:cstheme="majorBidi"/>
+        <w:rFonts w:ascii="Newsreader Display" w:hAnsi="Newsreader Display" w:cs="Newsreader Display"/>
       </w:rPr>
       <w:tblPr/>
       <w:tcPr>
@@ -6932,7 +6920,7 @@
     </w:tblPr>
     <w:tblStylePr w:type="firstRow">
       <w:rPr>
-        <w:rFonts w:asciiTheme="majorHAnsi" w:eastAsiaTheme="majorEastAsia" w:hAnsiTheme="majorHAnsi" w:cstheme="majorBidi"/>
+        <w:rFonts w:ascii="Newsreader Display" w:hAnsi="Newsreader Display" w:cs="Newsreader Display"/>
       </w:rPr>
       <w:tblPr/>
       <w:tcPr>
@@ -7016,7 +7004,7 @@
     </w:tblPr>
     <w:tblStylePr w:type="firstRow">
       <w:rPr>
-        <w:rFonts w:asciiTheme="majorHAnsi" w:eastAsiaTheme="majorEastAsia" w:hAnsiTheme="majorHAnsi" w:cstheme="majorBidi"/>
+        <w:rFonts w:ascii="Newsreader Display" w:hAnsi="Newsreader Display" w:cs="Newsreader Display"/>
       </w:rPr>
       <w:tblPr/>
       <w:tcPr>
@@ -7100,7 +7088,7 @@
     </w:tblPr>
     <w:tblStylePr w:type="firstRow">
       <w:rPr>
-        <w:rFonts w:asciiTheme="majorHAnsi" w:eastAsiaTheme="majorEastAsia" w:hAnsiTheme="majorHAnsi" w:cstheme="majorBidi"/>
+        <w:rFonts w:ascii="Newsreader Display" w:hAnsi="Newsreader Display" w:cs="Newsreader Display"/>
       </w:rPr>
       <w:tblPr/>
       <w:tcPr>
@@ -7184,7 +7172,7 @@
     </w:tblPr>
     <w:tblStylePr w:type="firstRow">
       <w:rPr>
-        <w:rFonts w:asciiTheme="majorHAnsi" w:eastAsiaTheme="majorEastAsia" w:hAnsiTheme="majorHAnsi" w:cstheme="majorBidi"/>
+        <w:rFonts w:ascii="Newsreader Display" w:hAnsi="Newsreader Display" w:cs="Newsreader Display"/>
       </w:rPr>
       <w:tblPr/>
       <w:tcPr>
@@ -7268,7 +7256,7 @@
     </w:tblPr>
     <w:tblStylePr w:type="firstRow">
       <w:rPr>
-        <w:rFonts w:asciiTheme="majorHAnsi" w:eastAsiaTheme="majorEastAsia" w:hAnsiTheme="majorHAnsi" w:cstheme="majorBidi"/>
+        <w:rFonts w:ascii="Newsreader Display" w:hAnsi="Newsreader Display" w:cs="Newsreader Display"/>
       </w:rPr>
       <w:tblPr/>
       <w:tcPr>
@@ -7333,7 +7321,7 @@
       <w:spacing w:after="0" w:line="240" w:lineRule="auto"/>
     </w:pPr>
     <w:rPr>
-      <w:rFonts w:asciiTheme="majorHAnsi" w:eastAsiaTheme="majorEastAsia" w:hAnsiTheme="majorHAnsi" w:cstheme="majorBidi"/>
+      <w:rFonts w:ascii="Newsreader Display" w:hAnsi="Newsreader Display" w:cs="Newsreader Display"/>
       <w:color w:val="000000" w:themeColor="text1"/>
     </w:rPr>
     <w:tblPr>
@@ -7461,7 +7449,7 @@
       <w:spacing w:after="0" w:line="240" w:lineRule="auto"/>
     </w:pPr>
     <w:rPr>
-      <w:rFonts w:asciiTheme="majorHAnsi" w:eastAsiaTheme="majorEastAsia" w:hAnsiTheme="majorHAnsi" w:cstheme="majorBidi"/>
+      <w:rFonts w:ascii="Newsreader Display" w:hAnsi="Newsreader Display" w:cs="Newsreader Display"/>
       <w:color w:val="000000" w:themeColor="text1"/>
     </w:rPr>
     <w:tblPr>
@@ -7589,7 +7577,7 @@
       <w:spacing w:after="0" w:line="240" w:lineRule="auto"/>
     </w:pPr>
     <w:rPr>
-      <w:rFonts w:asciiTheme="majorHAnsi" w:eastAsiaTheme="majorEastAsia" w:hAnsiTheme="majorHAnsi" w:cstheme="majorBidi"/>
+      <w:rFonts w:ascii="Newsreader Display" w:hAnsi="Newsreader Display" w:cs="Newsreader Display"/>
       <w:color w:val="000000" w:themeColor="text1"/>
     </w:rPr>
     <w:tblPr>
@@ -7717,7 +7705,7 @@
       <w:spacing w:after="0" w:line="240" w:lineRule="auto"/>
     </w:pPr>
     <w:rPr>
-      <w:rFonts w:asciiTheme="majorHAnsi" w:eastAsiaTheme="majorEastAsia" w:hAnsiTheme="majorHAnsi" w:cstheme="majorBidi"/>
+      <w:rFonts w:ascii="Newsreader Display" w:hAnsi="Newsreader Display" w:cs="Newsreader Display"/>
       <w:color w:val="000000" w:themeColor="text1"/>
     </w:rPr>
     <w:tblPr>
@@ -7845,7 +7833,7 @@
       <w:spacing w:after="0" w:line="240" w:lineRule="auto"/>
     </w:pPr>
     <w:rPr>
-      <w:rFonts w:asciiTheme="majorHAnsi" w:eastAsiaTheme="majorEastAsia" w:hAnsiTheme="majorHAnsi" w:cstheme="majorBidi"/>
+      <w:rFonts w:ascii="Newsreader Display" w:hAnsi="Newsreader Display" w:cs="Newsreader Display"/>
       <w:color w:val="000000" w:themeColor="text1"/>
     </w:rPr>
     <w:tblPr>
@@ -7973,7 +7961,7 @@
       <w:spacing w:after="0" w:line="240" w:lineRule="auto"/>
     </w:pPr>
     <w:rPr>
-      <w:rFonts w:asciiTheme="majorHAnsi" w:eastAsiaTheme="majorEastAsia" w:hAnsiTheme="majorHAnsi" w:cstheme="majorBidi"/>
+      <w:rFonts w:ascii="Newsreader Display" w:hAnsi="Newsreader Display" w:cs="Newsreader Display"/>
       <w:color w:val="000000" w:themeColor="text1"/>
     </w:rPr>
     <w:tblPr>
@@ -8101,7 +8089,7 @@
       <w:spacing w:after="0" w:line="240" w:lineRule="auto"/>
     </w:pPr>
     <w:rPr>
-      <w:rFonts w:asciiTheme="majorHAnsi" w:eastAsiaTheme="majorEastAsia" w:hAnsiTheme="majorHAnsi" w:cstheme="majorBidi"/>
+      <w:rFonts w:ascii="Newsreader Display" w:hAnsi="Newsreader Display" w:cs="Newsreader Display"/>
       <w:color w:val="000000" w:themeColor="text1"/>
     </w:rPr>
     <w:tblPr>
@@ -8740,7 +8728,7 @@
       <w:spacing w:after="0" w:line="240" w:lineRule="auto"/>
     </w:pPr>
     <w:rPr>
-      <w:rFonts w:asciiTheme="majorHAnsi" w:eastAsiaTheme="majorEastAsia" w:hAnsiTheme="majorHAnsi" w:cstheme="majorBidi"/>
+      <w:rFonts w:ascii="Newsreader Display" w:hAnsi="Newsreader Display" w:cs="Newsreader Display"/>
       <w:color w:val="000000" w:themeColor="text1"/>
     </w:rPr>
     <w:tblPr>
@@ -8865,7 +8853,7 @@
       <w:spacing w:after="0" w:line="240" w:lineRule="auto"/>
     </w:pPr>
     <w:rPr>
-      <w:rFonts w:asciiTheme="majorHAnsi" w:eastAsiaTheme="majorEastAsia" w:hAnsiTheme="majorHAnsi" w:cstheme="majorBidi"/>
+      <w:rFonts w:ascii="Newsreader Display" w:hAnsi="Newsreader Display" w:cs="Newsreader Display"/>
       <w:color w:val="000000" w:themeColor="text1"/>
     </w:rPr>
     <w:tblPr>
@@ -8990,7 +8978,7 @@
       <w:spacing w:after="0" w:line="240" w:lineRule="auto"/>
     </w:pPr>
     <w:rPr>
-      <w:rFonts w:asciiTheme="majorHAnsi" w:eastAsiaTheme="majorEastAsia" w:hAnsiTheme="majorHAnsi" w:cstheme="majorBidi"/>
+      <w:rFonts w:ascii="Newsreader Display" w:hAnsi="Newsreader Display" w:cs="Newsreader Display"/>
       <w:color w:val="000000" w:themeColor="text1"/>
     </w:rPr>
     <w:tblPr>
@@ -9115,7 +9103,7 @@
       <w:spacing w:after="0" w:line="240" w:lineRule="auto"/>
     </w:pPr>
     <w:rPr>
-      <w:rFonts w:asciiTheme="majorHAnsi" w:eastAsiaTheme="majorEastAsia" w:hAnsiTheme="majorHAnsi" w:cstheme="majorBidi"/>
+      <w:rFonts w:ascii="Newsreader Display" w:hAnsi="Newsreader Display" w:cs="Newsreader Display"/>
       <w:color w:val="000000" w:themeColor="text1"/>
     </w:rPr>
     <w:tblPr>
@@ -9240,7 +9228,7 @@
       <w:spacing w:after="0" w:line="240" w:lineRule="auto"/>
     </w:pPr>
     <w:rPr>
-      <w:rFonts w:asciiTheme="majorHAnsi" w:eastAsiaTheme="majorEastAsia" w:hAnsiTheme="majorHAnsi" w:cstheme="majorBidi"/>
+      <w:rFonts w:ascii="Newsreader Display" w:hAnsi="Newsreader Display" w:cs="Newsreader Display"/>
       <w:color w:val="000000" w:themeColor="text1"/>
     </w:rPr>
     <w:tblPr>
@@ -9365,7 +9353,7 @@
       <w:spacing w:after="0" w:line="240" w:lineRule="auto"/>
     </w:pPr>
     <w:rPr>
-      <w:rFonts w:asciiTheme="majorHAnsi" w:eastAsiaTheme="majorEastAsia" w:hAnsiTheme="majorHAnsi" w:cstheme="majorBidi"/>
+      <w:rFonts w:ascii="Newsreader Display" w:hAnsi="Newsreader Display" w:cs="Newsreader Display"/>
       <w:color w:val="000000" w:themeColor="text1"/>
     </w:rPr>
     <w:tblPr>
@@ -9490,7 +9478,7 @@
       <w:spacing w:after="0" w:line="240" w:lineRule="auto"/>
     </w:pPr>
     <w:rPr>
-      <w:rFonts w:asciiTheme="majorHAnsi" w:eastAsiaTheme="majorEastAsia" w:hAnsiTheme="majorHAnsi" w:cstheme="majorBidi"/>
+      <w:rFonts w:ascii="Newsreader Display" w:hAnsi="Newsreader Display" w:cs="Newsreader Display"/>
       <w:color w:val="000000" w:themeColor="text1"/>
     </w:rPr>
     <w:tblPr>
@@ -13405,27 +13393,27 @@
       <w:spacing w:before="0" w:after="80" w:line="288" w:lineRule="auto"/>
     </w:pPr>
     <w:rPr>
-      <w:rFonts w:ascii="Inter" w:hAnsi="Inter" w:cs="Inter" w:eastAsia="Inter"/>
+      <w:rFonts w:ascii="Public Sans" w:hAnsi="Public Sans" w:cs="Public Sans" w:eastAsia="Public Sans"/>
       <w:b/>
       <w:i w:val="0"/>
       <w:caps/>
-      <w:color w:val="9A6510"/>
-      <w:sz w:val="16"/>
-      <w:spacing w:val="32"/>
+      <w:color w:val="8A5A0C"/>
+      <w:sz w:val="15"/>
+      <w:spacing w:val="12"/>
     </w:rPr>
   </w:style>
   <w:style w:type="paragraph" w:customStyle="1" w:styleId="Lead">
     <w:name w:val="Lead"/>
     <w:basedOn w:val="Normal"/>
     <w:pPr>
-      <w:spacing w:before="0" w:after="200" w:line="336" w:lineRule="auto"/>
+      <w:spacing w:before="0" w:after="240" w:line="331" w:lineRule="auto"/>
     </w:pPr>
     <w:rPr>
-      <w:rFonts w:ascii="Source Serif 4" w:hAnsi="Source Serif 4" w:cs="Source Serif 4" w:eastAsia="Source Serif 4"/>
+      <w:rFonts w:ascii="Newsreader Text" w:hAnsi="Newsreader Text" w:cs="Newsreader Text" w:eastAsia="Newsreader Text"/>
       <w:b w:val="0"/>
       <w:i w:val="0"/>
       <w:color w:val="103428"/>
-      <w:sz w:val="25"/>
+      <w:sz w:val="26"/>
     </w:rPr>
   </w:style>
   <w:style w:type="paragraph" w:customStyle="1" w:styleId="Small">
@@ -13435,7 +13423,7 @@
       <w:spacing w:before="0" w:after="40" w:line="300" w:lineRule="auto"/>
     </w:pPr>
     <w:rPr>
-      <w:rFonts w:ascii="Inter" w:hAnsi="Inter" w:cs="Inter" w:eastAsia="Inter"/>
+      <w:rFonts w:ascii="Public Sans" w:hAnsi="Public Sans" w:cs="Public Sans" w:eastAsia="Public Sans"/>
       <w:b w:val="0"/>
       <w:i w:val="0"/>
       <w:color w:val="5F6662"/>
@@ -13449,7 +13437,7 @@
       <w:spacing w:before="20" w:after="20" w:line="276" w:lineRule="auto"/>
     </w:pPr>
     <w:rPr>
-      <w:rFonts w:ascii="Inter" w:hAnsi="Inter" w:cs="Inter" w:eastAsia="Inter"/>
+      <w:rFonts w:ascii="Public Sans" w:hAnsi="Public Sans" w:cs="Public Sans" w:eastAsia="Public Sans"/>
       <w:b w:val="0"/>
       <w:i w:val="0"/>
       <w:color w:val="1B201E"/>
@@ -13463,13 +13451,13 @@
       <w:spacing w:before="40" w:after="40" w:line="264" w:lineRule="auto"/>
     </w:pPr>
     <w:rPr>
-      <w:rFonts w:ascii="Inter" w:hAnsi="Inter" w:cs="Inter" w:eastAsia="Inter"/>
+      <w:rFonts w:ascii="Public Sans" w:hAnsi="Public Sans" w:cs="Public Sans" w:eastAsia="Public Sans"/>
       <w:b/>
       <w:i w:val="0"/>
       <w:caps/>
       <w:color w:val="103428"/>
-      <w:sz w:val="16"/>
-      <w:spacing w:val="12"/>
+      <w:sz w:val="15"/>
+      <w:spacing w:val="10"/>
     </w:rPr>
   </w:style>
 </w:styles>
